--- a/klagomål/A 45421-2025 FSC-klagomål.docx
+++ b/klagomål/A 45421-2025 FSC-klagomål.docx
@@ -662,7 +662,7 @@
     <w:r>
       <w:tab/>
       <w:tab/>
-      <w:t>2025-09-23</w:t>
+      <w:t>2025-09-24</w:t>
       <w:br/>
       <w:br/>
     </w:r>

--- a/klagomål/A 45421-2025 FSC-klagomål.docx
+++ b/klagomål/A 45421-2025 FSC-klagomål.docx
@@ -662,7 +662,7 @@
     <w:r>
       <w:tab/>
       <w:tab/>
-      <w:t>2025-09-24</w:t>
+      <w:t>2025-09-25</w:t>
       <w:br/>
       <w:br/>
     </w:r>

--- a/klagomål/A 45421-2025 FSC-klagomål.docx
+++ b/klagomål/A 45421-2025 FSC-klagomål.docx
@@ -662,7 +662,7 @@
     <w:r>
       <w:tab/>
       <w:tab/>
-      <w:t>2025-09-25</w:t>
+      <w:t>2025-09-26</w:t>
       <w:br/>
       <w:br/>
     </w:r>

--- a/klagomål/A 45421-2025 FSC-klagomål.docx
+++ b/klagomål/A 45421-2025 FSC-klagomål.docx
@@ -662,7 +662,7 @@
     <w:r>
       <w:tab/>
       <w:tab/>
-      <w:t>2025-09-26</w:t>
+      <w:t>2025-09-27</w:t>
       <w:br/>
       <w:br/>
     </w:r>

--- a/klagomål/A 45421-2025 FSC-klagomål.docx
+++ b/klagomål/A 45421-2025 FSC-klagomål.docx
@@ -662,7 +662,7 @@
     <w:r>
       <w:tab/>
       <w:tab/>
-      <w:t>2025-09-27</w:t>
+      <w:t>2025-09-28</w:t>
       <w:br/>
       <w:br/>
     </w:r>

--- a/klagomål/A 45421-2025 FSC-klagomål.docx
+++ b/klagomål/A 45421-2025 FSC-klagomål.docx
@@ -662,7 +662,7 @@
     <w:r>
       <w:tab/>
       <w:tab/>
-      <w:t>2025-09-28</w:t>
+      <w:t>2025-09-29</w:t>
       <w:br/>
       <w:br/>
     </w:r>

--- a/klagomål/A 45421-2025 FSC-klagomål.docx
+++ b/klagomål/A 45421-2025 FSC-klagomål.docx
@@ -191,7 +191,7 @@
     </w:p>
     <w:p>
       <w:r>
-        <w:t>I avverkningsanmälan har följande 2 naturvårdsarter hittats: tallticka (NT) och dropptaggsvamp (S). Av dessa är 1 rödlistade. För rödlistade arter har rödlistekategorin angivits inom parentes. Arter som är signalarter enligt Skogsstyrelsen har markerats med (S).</w:t>
+        <w:t>I avverkningsanmälan har följande 7 naturvårdsarter hittats: kolflarnlav (NT), mörk kolflarnlav (NT), nordtagging (NT), tallticka (NT), vaddporing (NT), vitplätt (NT) och dropptaggsvamp (S). Av dessa är 6 rödlistade. För rödlistade arter har rödlistekategorin angivits inom parentes. Arter som är signalarter enligt Skogsstyrelsen har markerats med (S).</w:t>
       </w:r>
     </w:p>
     <w:p>
@@ -251,10 +251,65 @@
         <w:rPr>
           <w:b/>
         </w:rPr>
+        <w:t>Kolflarnlav (NT)</w:t>
+      </w:r>
+      <w:r>
+        <w:t xml:space="preserve"> är brandberoende och växer nästan uteslutande på kolad hård kärnved av tall. Etableringen verkar ske först 100–300 år efter brand och nytt substrat nybildas i mycket begränsad omfattning. Avverkning av tallskog av naturskogskaraktär med spår av återkommande bränder är ett hot och mängden lämplig ved att växa på för arten minskar dels på grund av naturlig nedbrytning men framförallt på grund av att det förstörs i samband med slutavverkningar, gallringar och markberedning. Såväl kolflarnlav som mörk kolflarnlav har glänsande bålfjäll och förekommer främst i tall- och blandbarrskogar av naturskogskaraktär med spår av återkommande bränder. Skogar som dessa hyser höga biologiska värden och bör skyddas (SLU Artdatabanken, 2024).</w:t>
+      </w:r>
+    </w:p>
+    <w:p>
+      <w:r>
+        <w:rPr>
+          <w:b/>
+        </w:rPr>
+        <w:t>Mörk kolflarnlav (NT)</w:t>
+      </w:r>
+      <w:r>
+        <w:t xml:space="preserve"> är brandberoende och växer nästan uteslutande på kolad hård kärnved av tall. Arten förekommer främst i glesa, öppna tall- och blandbarrskogar av naturskogskaraktär och etableringen verkar ske sent efter brand, kanske först efter 100–300 år. Mörk kolflarnlav indikerar skog med höga naturvärden och vanligast är att den påträffas på rester av nedbrunna torrakor och högstubbar och lågstubbar som är så grova att hela innandömet är urbränt. Tall- och blandbarrskogar av naturskogskaraktär med spår av återkommande bränder hyser höga biologiska värden och bör skyddas (SLU Artdatabanken, 2024).</w:t>
+      </w:r>
+    </w:p>
+    <w:p>
+      <w:r>
+        <w:rPr>
+          <w:b/>
+        </w:rPr>
+        <w:t>Nordtagging (NT)</w:t>
+      </w:r>
+      <w:r>
+        <w:t xml:space="preserve"> växer främst på tallågor av grövre dimensioner och påträffas huvudsakligen i äldre skog som inte kalavverkats. Nordtaggingen missgynnas av att områden med äldre tallskog har minskat starkt. Bekämpning av skogsbränder, samtidigt som skogsbruket omvandlar naturligt glesa tallbestånd till likartade och betydligt tätare bestånd, har missgynnat arten. Bristen på gamla tallågor utgör på sikt ett allvarligt hot och återskapandet av lämpliga biotoper tar mycket lång tid. Områden med olikåldriga bestånd av tall och med stort inslag av äldre träd bör undantas från skoglig produktion (SLU Artdatabanken, 2024).</w:t>
+      </w:r>
+    </w:p>
+    <w:p>
+      <w:r>
+        <w:rPr>
+          <w:b/>
+        </w:rPr>
         <w:t xml:space="preserve">Tallticka (NT) </w:t>
       </w:r>
       <w:r>
         <w:t>uppträder först på tallar som är 100–150 år gamla men är vanligast på träd som är runt 150–200 år eller äldre. I skogslandskapet är den främst knuten till tallnaturskogar och restbiotoper med biologiskt gamla träd och signalerar vanligtvis skyddsvärda tallbestånd med höga naturvärden (SLU Artdatabanken, 2023; Nitare &amp; Skogsstyrelsen, 2019).</w:t>
+      </w:r>
+    </w:p>
+    <w:p>
+      <w:r>
+        <w:rPr>
+          <w:b/>
+        </w:rPr>
+        <w:t xml:space="preserve">Vaddporing (NT) </w:t>
+      </w:r>
+      <w:r>
+        <w:t>är en brunrötande vednedbrytare som hittas på undersidan av liggande murken tallved i olika former. Substratet utgörs framför allt av den typ av hård, kådimpregnerad och ofta kolad tallved som skapas i brandpräglad skog. Vedtypen nybildas i mycket liten omfattning och det är sannolikt att arten upplever en utdöendeskuld. För att garantera artens fortlevnad bör man både säkra att artens växtplatser hålls intakta samt att långsiktigt säkerställa att ny ved tillkommer, allra helst i omedelbar anslutning till artens växtplatser. Skoglig gallring och annat uttag av virke innebär ett hot mot arten (SLU Artdatabanken, 2024).</w:t>
+      </w:r>
+    </w:p>
+    <w:p>
+      <w:r>
+        <w:rPr>
+          <w:b/>
+        </w:rPr>
+        <w:t>Vitplätt (NT)</w:t>
+      </w:r>
+      <w:r>
+        <w:t xml:space="preserve"> är en nedbrytare av död, hård och torr tallved och orsakar brunröta. Den förekommer mest i äldre, naturskogsliknande tallskog eller blandskog med äldre tall. Arten hotas av avverkning av gammal, senvuxen tall. I södra Sverige råder brist på lämpliga habitat och arten kan inte längre sprida sig utanför sina få kända växtplatser. Lokaler med gammal tall bör undantas från skogsbruk, i synnerhet i södra Sverige (SLU Artdatabanken, 2024).</w:t>
       </w:r>
     </w:p>
     <w:p>
@@ -347,7 +402,7 @@
         <w:rPr>
           <w:i/>
         </w:rPr>
-        <w:t>I det avverkningsanmälda skogsområdet har 2 naturvårdsarter varav 1 rödlistade arter sina livsmiljöer och växtplatser.</w:t>
+        <w:t>I det avverkningsanmälda skogsområdet har 7 naturvårdsarter varav 6 rödlistade arter sina livsmiljöer och växtplatser.</w:t>
       </w:r>
     </w:p>
     <w:p>
@@ -662,7 +717,7 @@
     <w:r>
       <w:tab/>
       <w:tab/>
-      <w:t>2025-09-29</w:t>
+      <w:t>2025-09-30</w:t>
       <w:br/>
       <w:br/>
     </w:r>

--- a/klagomål/A 45421-2025 FSC-klagomål.docx
+++ b/klagomål/A 45421-2025 FSC-klagomål.docx
@@ -717,7 +717,7 @@
     <w:r>
       <w:tab/>
       <w:tab/>
-      <w:t>2025-09-30</w:t>
+      <w:t>2025-10-01</w:t>
       <w:br/>
       <w:br/>
     </w:r>

--- a/klagomål/A 45421-2025 FSC-klagomål.docx
+++ b/klagomål/A 45421-2025 FSC-klagomål.docx
@@ -717,7 +717,7 @@
     <w:r>
       <w:tab/>
       <w:tab/>
-      <w:t>2025-10-01</w:t>
+      <w:t>2025-10-02</w:t>
       <w:br/>
       <w:br/>
     </w:r>

--- a/klagomål/A 45421-2025 FSC-klagomål.docx
+++ b/klagomål/A 45421-2025 FSC-klagomål.docx
@@ -717,7 +717,7 @@
     <w:r>
       <w:tab/>
       <w:tab/>
-      <w:t>2025-10-02</w:t>
+      <w:t>2025-10-03</w:t>
       <w:br/>
       <w:br/>
     </w:r>

--- a/klagomål/A 45421-2025 FSC-klagomål.docx
+++ b/klagomål/A 45421-2025 FSC-klagomål.docx
@@ -717,7 +717,7 @@
     <w:r>
       <w:tab/>
       <w:tab/>
-      <w:t>2025-10-03</w:t>
+      <w:t>2025-10-04</w:t>
       <w:br/>
       <w:br/>
     </w:r>

--- a/klagomål/A 45421-2025 FSC-klagomål.docx
+++ b/klagomål/A 45421-2025 FSC-klagomål.docx
@@ -717,7 +717,7 @@
     <w:r>
       <w:tab/>
       <w:tab/>
-      <w:t>2025-10-04</w:t>
+      <w:t>2025-10-05</w:t>
       <w:br/>
       <w:br/>
     </w:r>

--- a/klagomål/A 45421-2025 FSC-klagomål.docx
+++ b/klagomål/A 45421-2025 FSC-klagomål.docx
@@ -717,7 +717,7 @@
     <w:r>
       <w:tab/>
       <w:tab/>
-      <w:t>2025-10-05</w:t>
+      <w:t>2025-10-06</w:t>
       <w:br/>
       <w:br/>
     </w:r>

--- a/klagomål/A 45421-2025 FSC-klagomål.docx
+++ b/klagomål/A 45421-2025 FSC-klagomål.docx
@@ -717,7 +717,7 @@
     <w:r>
       <w:tab/>
       <w:tab/>
-      <w:t>2025-10-06</w:t>
+      <w:t>2025-10-07</w:t>
       <w:br/>
       <w:br/>
     </w:r>

--- a/klagomål/A 45421-2025 FSC-klagomål.docx
+++ b/klagomål/A 45421-2025 FSC-klagomål.docx
@@ -717,7 +717,7 @@
     <w:r>
       <w:tab/>
       <w:tab/>
-      <w:t>2025-10-07</w:t>
+      <w:t>2025-10-08</w:t>
       <w:br/>
       <w:br/>
     </w:r>

--- a/klagomål/A 45421-2025 FSC-klagomål.docx
+++ b/klagomål/A 45421-2025 FSC-klagomål.docx
@@ -717,7 +717,7 @@
     <w:r>
       <w:tab/>
       <w:tab/>
-      <w:t>2025-10-08</w:t>
+      <w:t>2025-10-09</w:t>
       <w:br/>
       <w:br/>
     </w:r>

--- a/klagomål/A 45421-2025 FSC-klagomål.docx
+++ b/klagomål/A 45421-2025 FSC-klagomål.docx
@@ -717,7 +717,7 @@
     <w:r>
       <w:tab/>
       <w:tab/>
-      <w:t>2025-10-09</w:t>
+      <w:t>2025-10-10</w:t>
       <w:br/>
       <w:br/>
     </w:r>

--- a/klagomål/A 45421-2025 FSC-klagomål.docx
+++ b/klagomål/A 45421-2025 FSC-klagomål.docx
@@ -717,7 +717,7 @@
     <w:r>
       <w:tab/>
       <w:tab/>
-      <w:t>2025-10-10</w:t>
+      <w:t>2025-10-11</w:t>
       <w:br/>
       <w:br/>
     </w:r>

--- a/klagomål/A 45421-2025 FSC-klagomål.docx
+++ b/klagomål/A 45421-2025 FSC-klagomål.docx
@@ -717,7 +717,7 @@
     <w:r>
       <w:tab/>
       <w:tab/>
-      <w:t>2025-10-16</w:t>
+      <w:t>2025-10-17</w:t>
       <w:br/>
       <w:br/>
     </w:r>

--- a/klagomål/A 45421-2025 FSC-klagomål.docx
+++ b/klagomål/A 45421-2025 FSC-klagomål.docx
@@ -717,7 +717,7 @@
     <w:r>
       <w:tab/>
       <w:tab/>
-      <w:t>2025-10-17</w:t>
+      <w:t>2025-10-18</w:t>
       <w:br/>
       <w:br/>
     </w:r>

--- a/klagomål/A 45421-2025 FSC-klagomål.docx
+++ b/klagomål/A 45421-2025 FSC-klagomål.docx
@@ -717,7 +717,7 @@
     <w:r>
       <w:tab/>
       <w:tab/>
-      <w:t>2025-10-18</w:t>
+      <w:t>2025-10-19</w:t>
       <w:br/>
       <w:br/>
     </w:r>

--- a/klagomål/A 45421-2025 FSC-klagomål.docx
+++ b/klagomål/A 45421-2025 FSC-klagomål.docx
@@ -717,7 +717,7 @@
     <w:r>
       <w:tab/>
       <w:tab/>
-      <w:t>2025-10-19</w:t>
+      <w:t>2025-10-20</w:t>
       <w:br/>
       <w:br/>
     </w:r>

--- a/klagomål/A 45421-2025 FSC-klagomål.docx
+++ b/klagomål/A 45421-2025 FSC-klagomål.docx
@@ -717,7 +717,7 @@
     <w:r>
       <w:tab/>
       <w:tab/>
-      <w:t>2025-10-20</w:t>
+      <w:t>2025-10-21</w:t>
       <w:br/>
       <w:br/>
     </w:r>

--- a/klagomål/A 45421-2025 FSC-klagomål.docx
+++ b/klagomål/A 45421-2025 FSC-klagomål.docx
@@ -717,7 +717,7 @@
     <w:r>
       <w:tab/>
       <w:tab/>
-      <w:t>2025-10-21</w:t>
+      <w:t>2025-10-22</w:t>
       <w:br/>
       <w:br/>
     </w:r>

--- a/klagomål/A 45421-2025 FSC-klagomål.docx
+++ b/klagomål/A 45421-2025 FSC-klagomål.docx
@@ -717,7 +717,7 @@
     <w:r>
       <w:tab/>
       <w:tab/>
-      <w:t>2025-10-22</w:t>
+      <w:t>2025-10-23</w:t>
       <w:br/>
       <w:br/>
     </w:r>

--- a/klagomål/A 45421-2025 FSC-klagomål.docx
+++ b/klagomål/A 45421-2025 FSC-klagomål.docx
@@ -717,7 +717,7 @@
     <w:r>
       <w:tab/>
       <w:tab/>
-      <w:t>2025-10-23</w:t>
+      <w:t>2025-10-24</w:t>
       <w:br/>
       <w:br/>
     </w:r>

--- a/klagomål/A 45421-2025 FSC-klagomål.docx
+++ b/klagomål/A 45421-2025 FSC-klagomål.docx
@@ -717,7 +717,7 @@
     <w:r>
       <w:tab/>
       <w:tab/>
-      <w:t>2025-10-24</w:t>
+      <w:t>2025-10-25</w:t>
       <w:br/>
       <w:br/>
     </w:r>

--- a/klagomål/A 45421-2025 FSC-klagomål.docx
+++ b/klagomål/A 45421-2025 FSC-klagomål.docx
@@ -717,7 +717,7 @@
     <w:r>
       <w:tab/>
       <w:tab/>
-      <w:t>2025-10-25</w:t>
+      <w:t>2025-10-26</w:t>
       <w:br/>
       <w:br/>
     </w:r>

--- a/klagomål/A 45421-2025 FSC-klagomål.docx
+++ b/klagomål/A 45421-2025 FSC-klagomål.docx
@@ -717,7 +717,7 @@
     <w:r>
       <w:tab/>
       <w:tab/>
-      <w:t>2025-10-26</w:t>
+      <w:t>2025-10-27</w:t>
       <w:br/>
       <w:br/>
     </w:r>

--- a/klagomål/A 45421-2025 FSC-klagomål.docx
+++ b/klagomål/A 45421-2025 FSC-klagomål.docx
@@ -717,7 +717,7 @@
     <w:r>
       <w:tab/>
       <w:tab/>
-      <w:t>2025-10-27</w:t>
+      <w:t>2025-10-28</w:t>
       <w:br/>
       <w:br/>
     </w:r>

--- a/klagomål/A 45421-2025 FSC-klagomål.docx
+++ b/klagomål/A 45421-2025 FSC-klagomål.docx
@@ -717,7 +717,7 @@
     <w:r>
       <w:tab/>
       <w:tab/>
-      <w:t>2025-10-28</w:t>
+      <w:t>2025-10-29</w:t>
       <w:br/>
       <w:br/>
     </w:r>

--- a/klagomål/A 45421-2025 FSC-klagomål.docx
+++ b/klagomål/A 45421-2025 FSC-klagomål.docx
@@ -717,7 +717,7 @@
     <w:r>
       <w:tab/>
       <w:tab/>
-      <w:t>2025-10-29</w:t>
+      <w:t>2025-10-30</w:t>
       <w:br/>
       <w:br/>
     </w:r>

--- a/klagomål/A 45421-2025 FSC-klagomål.docx
+++ b/klagomål/A 45421-2025 FSC-klagomål.docx
@@ -717,7 +717,7 @@
     <w:r>
       <w:tab/>
       <w:tab/>
-      <w:t>2025-10-30</w:t>
+      <w:t>2025-10-31</w:t>
       <w:br/>
       <w:br/>
     </w:r>

--- a/klagomål/A 45421-2025 FSC-klagomål.docx
+++ b/klagomål/A 45421-2025 FSC-klagomål.docx
@@ -717,7 +717,7 @@
     <w:r>
       <w:tab/>
       <w:tab/>
-      <w:t>2025-10-31</w:t>
+      <w:t>2025-11-01</w:t>
       <w:br/>
       <w:br/>
     </w:r>

--- a/klagomål/A 45421-2025 FSC-klagomål.docx
+++ b/klagomål/A 45421-2025 FSC-klagomål.docx
@@ -717,7 +717,7 @@
     <w:r>
       <w:tab/>
       <w:tab/>
-      <w:t>2025-11-15</w:t>
+      <w:t>2025-11-20</w:t>
       <w:br/>
       <w:br/>
     </w:r>

--- a/klagomål/A 45421-2025 FSC-klagomål.docx
+++ b/klagomål/A 45421-2025 FSC-klagomål.docx
@@ -717,7 +717,7 @@
     <w:r>
       <w:tab/>
       <w:tab/>
-      <w:t>2025-11-20</w:t>
+      <w:t>2025-11-21</w:t>
       <w:br/>
       <w:br/>
     </w:r>

--- a/klagomål/A 45421-2025 FSC-klagomål.docx
+++ b/klagomål/A 45421-2025 FSC-klagomål.docx
@@ -717,7 +717,7 @@
     <w:r>
       <w:tab/>
       <w:tab/>
-      <w:t>2025-11-21</w:t>
+      <w:t>2025-11-22</w:t>
       <w:br/>
       <w:br/>
     </w:r>

--- a/klagomål/A 45421-2025 FSC-klagomål.docx
+++ b/klagomål/A 45421-2025 FSC-klagomål.docx
@@ -717,7 +717,7 @@
     <w:r>
       <w:tab/>
       <w:tab/>
-      <w:t>2025-11-22</w:t>
+      <w:t>2025-11-23</w:t>
       <w:br/>
       <w:br/>
     </w:r>

--- a/klagomål/A 45421-2025 FSC-klagomål.docx
+++ b/klagomål/A 45421-2025 FSC-klagomål.docx
@@ -717,7 +717,7 @@
     <w:r>
       <w:tab/>
       <w:tab/>
-      <w:t>2025-11-23</w:t>
+      <w:t>2025-11-24</w:t>
       <w:br/>
       <w:br/>
     </w:r>

--- a/klagomål/A 45421-2025 FSC-klagomål.docx
+++ b/klagomål/A 45421-2025 FSC-klagomål.docx
@@ -717,7 +717,7 @@
     <w:r>
       <w:tab/>
       <w:tab/>
-      <w:t>2025-11-24</w:t>
+      <w:t>2025-11-25</w:t>
       <w:br/>
       <w:br/>
     </w:r>

--- a/klagomål/A 45421-2025 FSC-klagomål.docx
+++ b/klagomål/A 45421-2025 FSC-klagomål.docx
@@ -717,7 +717,7 @@
     <w:r>
       <w:tab/>
       <w:tab/>
-      <w:t>2025-11-25</w:t>
+      <w:t>2025-11-26</w:t>
       <w:br/>
       <w:br/>
     </w:r>

--- a/klagomål/A 45421-2025 FSC-klagomål.docx
+++ b/klagomål/A 45421-2025 FSC-klagomål.docx
@@ -717,7 +717,7 @@
     <w:r>
       <w:tab/>
       <w:tab/>
-      <w:t>2025-11-26</w:t>
+      <w:t>2025-11-27</w:t>
       <w:br/>
       <w:br/>
     </w:r>

--- a/klagomål/A 45421-2025 FSC-klagomål.docx
+++ b/klagomål/A 45421-2025 FSC-klagomål.docx
@@ -717,7 +717,7 @@
     <w:r>
       <w:tab/>
       <w:tab/>
-      <w:t>2025-11-27</w:t>
+      <w:t>2025-11-28</w:t>
       <w:br/>
       <w:br/>
     </w:r>

--- a/klagomål/A 45421-2025 FSC-klagomål.docx
+++ b/klagomål/A 45421-2025 FSC-klagomål.docx
@@ -717,7 +717,7 @@
     <w:r>
       <w:tab/>
       <w:tab/>
-      <w:t>2025-11-28</w:t>
+      <w:t>2025-11-29</w:t>
       <w:br/>
       <w:br/>
     </w:r>

--- a/klagomål/A 45421-2025 FSC-klagomål.docx
+++ b/klagomål/A 45421-2025 FSC-klagomål.docx
@@ -717,7 +717,7 @@
     <w:r>
       <w:tab/>
       <w:tab/>
-      <w:t>2025-11-29</w:t>
+      <w:t>2025-11-30</w:t>
       <w:br/>
       <w:br/>
     </w:r>

--- a/klagomål/A 45421-2025 FSC-klagomål.docx
+++ b/klagomål/A 45421-2025 FSC-klagomål.docx
@@ -717,7 +717,7 @@
     <w:r>
       <w:tab/>
       <w:tab/>
-      <w:t>2025-11-30</w:t>
+      <w:t>2025-12-01</w:t>
       <w:br/>
       <w:br/>
     </w:r>

--- a/klagomål/A 45421-2025 FSC-klagomål.docx
+++ b/klagomål/A 45421-2025 FSC-klagomål.docx
@@ -717,7 +717,7 @@
     <w:r>
       <w:tab/>
       <w:tab/>
-      <w:t>2025-12-01</w:t>
+      <w:t>2025-12-02</w:t>
       <w:br/>
       <w:br/>
     </w:r>

--- a/klagomål/A 45421-2025 FSC-klagomål.docx
+++ b/klagomål/A 45421-2025 FSC-klagomål.docx
@@ -717,7 +717,7 @@
     <w:r>
       <w:tab/>
       <w:tab/>
-      <w:t>2025-12-02</w:t>
+      <w:t>2025-12-03</w:t>
       <w:br/>
       <w:br/>
     </w:r>

--- a/klagomål/A 45421-2025 FSC-klagomål.docx
+++ b/klagomål/A 45421-2025 FSC-klagomål.docx
@@ -717,7 +717,7 @@
     <w:r>
       <w:tab/>
       <w:tab/>
-      <w:t>2025-12-03</w:t>
+      <w:t>2025-12-04</w:t>
       <w:br/>
       <w:br/>
     </w:r>

--- a/klagomål/A 45421-2025 FSC-klagomål.docx
+++ b/klagomål/A 45421-2025 FSC-klagomål.docx
@@ -717,7 +717,7 @@
     <w:r>
       <w:tab/>
       <w:tab/>
-      <w:t>2025-12-04</w:t>
+      <w:t>2025-12-05</w:t>
       <w:br/>
       <w:br/>
     </w:r>

--- a/klagomål/A 45421-2025 FSC-klagomål.docx
+++ b/klagomål/A 45421-2025 FSC-klagomål.docx
@@ -717,7 +717,7 @@
     <w:r>
       <w:tab/>
       <w:tab/>
-      <w:t>2025-12-05</w:t>
+      <w:t>2025-12-06</w:t>
       <w:br/>
       <w:br/>
     </w:r>

--- a/klagomål/A 45421-2025 FSC-klagomål.docx
+++ b/klagomål/A 45421-2025 FSC-klagomål.docx
@@ -717,7 +717,7 @@
     <w:r>
       <w:tab/>
       <w:tab/>
-      <w:t>2025-12-06</w:t>
+      <w:t>2025-12-07</w:t>
       <w:br/>
       <w:br/>
     </w:r>

--- a/klagomål/A 45421-2025 FSC-klagomål.docx
+++ b/klagomål/A 45421-2025 FSC-klagomål.docx
@@ -717,7 +717,7 @@
     <w:r>
       <w:tab/>
       <w:tab/>
-      <w:t>2025-12-07</w:t>
+      <w:t>2025-12-08</w:t>
       <w:br/>
       <w:br/>
     </w:r>

--- a/klagomål/A 45421-2025 FSC-klagomål.docx
+++ b/klagomål/A 45421-2025 FSC-klagomål.docx
@@ -717,7 +717,7 @@
     <w:r>
       <w:tab/>
       <w:tab/>
-      <w:t>2025-12-08</w:t>
+      <w:t>2025-12-09</w:t>
       <w:br/>
       <w:br/>
     </w:r>

--- a/klagomål/A 45421-2025 FSC-klagomål.docx
+++ b/klagomål/A 45421-2025 FSC-klagomål.docx
@@ -717,7 +717,7 @@
     <w:r>
       <w:tab/>
       <w:tab/>
-      <w:t>2025-12-09</w:t>
+      <w:t>2025-12-10</w:t>
       <w:br/>
       <w:br/>
     </w:r>

--- a/klagomål/A 45421-2025 FSC-klagomål.docx
+++ b/klagomål/A 45421-2025 FSC-klagomål.docx
@@ -717,7 +717,7 @@
     <w:r>
       <w:tab/>
       <w:tab/>
-      <w:t>2025-12-10</w:t>
+      <w:t>2025-12-11</w:t>
       <w:br/>
       <w:br/>
     </w:r>

--- a/klagomål/A 45421-2025 FSC-klagomål.docx
+++ b/klagomål/A 45421-2025 FSC-klagomål.docx
@@ -717,7 +717,7 @@
     <w:r>
       <w:tab/>
       <w:tab/>
-      <w:t>2025-12-11</w:t>
+      <w:t>2025-12-12</w:t>
       <w:br/>
       <w:br/>
     </w:r>

--- a/klagomål/A 45421-2025 FSC-klagomål.docx
+++ b/klagomål/A 45421-2025 FSC-klagomål.docx
@@ -717,7 +717,7 @@
     <w:r>
       <w:tab/>
       <w:tab/>
-      <w:t>2025-12-12</w:t>
+      <w:t>2025-12-13</w:t>
       <w:br/>
       <w:br/>
     </w:r>

--- a/klagomål/A 45421-2025 FSC-klagomål.docx
+++ b/klagomål/A 45421-2025 FSC-klagomål.docx
@@ -717,7 +717,7 @@
     <w:r>
       <w:tab/>
       <w:tab/>
-      <w:t>2025-12-19</w:t>
+      <w:t>2025-12-20</w:t>
       <w:br/>
       <w:br/>
     </w:r>

--- a/klagomål/A 45421-2025 FSC-klagomål.docx
+++ b/klagomål/A 45421-2025 FSC-klagomål.docx
@@ -717,7 +717,7 @@
     <w:r>
       <w:tab/>
       <w:tab/>
-      <w:t>2025-12-20</w:t>
+      <w:t>2025-12-21</w:t>
       <w:br/>
       <w:br/>
     </w:r>

--- a/klagomål/A 45421-2025 FSC-klagomål.docx
+++ b/klagomål/A 45421-2025 FSC-klagomål.docx
@@ -717,7 +717,7 @@
     <w:r>
       <w:tab/>
       <w:tab/>
-      <w:t>2025-12-21</w:t>
+      <w:t>2025-12-22</w:t>
       <w:br/>
       <w:br/>
     </w:r>

--- a/klagomål/A 45421-2025 FSC-klagomål.docx
+++ b/klagomål/A 45421-2025 FSC-klagomål.docx
@@ -717,7 +717,7 @@
     <w:r>
       <w:tab/>
       <w:tab/>
-      <w:t>2025-12-22</w:t>
+      <w:t>2025-12-26</w:t>
       <w:br/>
       <w:br/>
     </w:r>

--- a/klagomål/A 45421-2025 FSC-klagomål.docx
+++ b/klagomål/A 45421-2025 FSC-klagomål.docx
@@ -717,7 +717,7 @@
     <w:r>
       <w:tab/>
       <w:tab/>
-      <w:t>2026-01-07</w:t>
+      <w:t>2026-01-08</w:t>
       <w:br/>
       <w:br/>
     </w:r>

--- a/klagomål/A 45421-2025 FSC-klagomål.docx
+++ b/klagomål/A 45421-2025 FSC-klagomål.docx
@@ -717,7 +717,7 @@
     <w:r>
       <w:tab/>
       <w:tab/>
-      <w:t>2026-01-08</w:t>
+      <w:t>2026-01-09</w:t>
       <w:br/>
       <w:br/>
     </w:r>

--- a/klagomål/A 45421-2025 FSC-klagomål.docx
+++ b/klagomål/A 45421-2025 FSC-klagomål.docx
@@ -717,7 +717,7 @@
     <w:r>
       <w:tab/>
       <w:tab/>
-      <w:t>2026-01-09</w:t>
+      <w:t>2026-01-10</w:t>
       <w:br/>
       <w:br/>
     </w:r>

--- a/klagomål/A 45421-2025 FSC-klagomål.docx
+++ b/klagomål/A 45421-2025 FSC-klagomål.docx
@@ -717,7 +717,7 @@
     <w:r>
       <w:tab/>
       <w:tab/>
-      <w:t>2026-01-10</w:t>
+      <w:t>2026-01-11</w:t>
       <w:br/>
       <w:br/>
     </w:r>

--- a/klagomål/A 45421-2025 FSC-klagomål.docx
+++ b/klagomål/A 45421-2025 FSC-klagomål.docx
@@ -764,7 +764,7 @@
     <w:r>
       <w:tab/>
       <w:tab/>
-      <w:t>2026-02-22</w:t>
+      <w:t>2026-02-23</w:t>
       <w:br/>
       <w:br/>
     </w:r>

--- a/klagomål/A 45421-2025 FSC-klagomål.docx
+++ b/klagomål/A 45421-2025 FSC-klagomål.docx
@@ -764,7 +764,7 @@
     <w:r>
       <w:tab/>
       <w:tab/>
-      <w:t>2026-02-23</w:t>
+      <w:t>2026-02-24</w:t>
       <w:br/>
       <w:br/>
     </w:r>

--- a/klagomål/A 45421-2025 FSC-klagomål.docx
+++ b/klagomål/A 45421-2025 FSC-klagomål.docx
@@ -764,7 +764,7 @@
     <w:r>
       <w:tab/>
       <w:tab/>
-      <w:t>2026-02-24</w:t>
+      <w:t>2026-02-25</w:t>
       <w:br/>
       <w:br/>
     </w:r>

--- a/klagomål/A 45421-2025 FSC-klagomål.docx
+++ b/klagomål/A 45421-2025 FSC-klagomål.docx
@@ -764,7 +764,7 @@
     <w:r>
       <w:tab/>
       <w:tab/>
-      <w:t>2026-02-25</w:t>
+      <w:t>2026-02-26</w:t>
       <w:br/>
       <w:br/>
     </w:r>

--- a/klagomål/A 45421-2025 FSC-klagomål.docx
+++ b/klagomål/A 45421-2025 FSC-klagomål.docx
@@ -764,7 +764,7 @@
     <w:r>
       <w:tab/>
       <w:tab/>
-      <w:t>2026-02-26</w:t>
+      <w:t>2026-02-28</w:t>
       <w:br/>
       <w:br/>
     </w:r>

--- a/klagomål/A 45421-2025 FSC-klagomål.docx
+++ b/klagomål/A 45421-2025 FSC-klagomål.docx
@@ -764,7 +764,7 @@
     <w:r>
       <w:tab/>
       <w:tab/>
-      <w:t>2026-02-28</w:t>
+      <w:t>2026-03-01</w:t>
       <w:br/>
       <w:br/>
     </w:r>

--- a/klagomål/A 45421-2025 FSC-klagomål.docx
+++ b/klagomål/A 45421-2025 FSC-klagomål.docx
@@ -764,7 +764,7 @@
     <w:r>
       <w:tab/>
       <w:tab/>
-      <w:t>2026-03-01</w:t>
+      <w:t>2026-03-02</w:t>
       <w:br/>
       <w:br/>
     </w:r>

--- a/klagomål/A 45421-2025 FSC-klagomål.docx
+++ b/klagomål/A 45421-2025 FSC-klagomål.docx
@@ -764,7 +764,7 @@
     <w:r>
       <w:tab/>
       <w:tab/>
-      <w:t>2026-03-02</w:t>
+      <w:t>2026-03-03</w:t>
       <w:br/>
       <w:br/>
     </w:r>

--- a/klagomål/A 45421-2025 FSC-klagomål.docx
+++ b/klagomål/A 45421-2025 FSC-klagomål.docx
@@ -764,7 +764,7 @@
     <w:r>
       <w:tab/>
       <w:tab/>
-      <w:t>2026-03-03</w:t>
+      <w:t>2026-03-04</w:t>
       <w:br/>
       <w:br/>
     </w:r>

--- a/klagomål/A 45421-2025 FSC-klagomål.docx
+++ b/klagomål/A 45421-2025 FSC-klagomål.docx
@@ -764,7 +764,7 @@
     <w:r>
       <w:tab/>
       <w:tab/>
-      <w:t>2026-03-04</w:t>
+      <w:t>2026-03-05</w:t>
       <w:br/>
       <w:br/>
     </w:r>

--- a/klagomål/A 45421-2025 FSC-klagomål.docx
+++ b/klagomål/A 45421-2025 FSC-klagomål.docx
@@ -764,7 +764,7 @@
     <w:r>
       <w:tab/>
       <w:tab/>
-      <w:t>2026-03-05</w:t>
+      <w:t>2026-03-06</w:t>
       <w:br/>
       <w:br/>
     </w:r>

--- a/klagomål/A 45421-2025 FSC-klagomål.docx
+++ b/klagomål/A 45421-2025 FSC-klagomål.docx
@@ -764,7 +764,7 @@
     <w:r>
       <w:tab/>
       <w:tab/>
-      <w:t>2026-03-06</w:t>
+      <w:t>2026-03-07</w:t>
       <w:br/>
       <w:br/>
     </w:r>

--- a/klagomål/A 45421-2025 FSC-klagomål.docx
+++ b/klagomål/A 45421-2025 FSC-klagomål.docx
@@ -764,7 +764,7 @@
     <w:r>
       <w:tab/>
       <w:tab/>
-      <w:t>2026-03-07</w:t>
+      <w:t>2026-03-08</w:t>
       <w:br/>
       <w:br/>
     </w:r>

--- a/klagomål/A 45421-2025 FSC-klagomål.docx
+++ b/klagomål/A 45421-2025 FSC-klagomål.docx
@@ -764,7 +764,7 @@
     <w:r>
       <w:tab/>
       <w:tab/>
-      <w:t>2026-03-08</w:t>
+      <w:t>2026-03-09</w:t>
       <w:br/>
       <w:br/>
     </w:r>

--- a/klagomål/A 45421-2025 FSC-klagomål.docx
+++ b/klagomål/A 45421-2025 FSC-klagomål.docx
@@ -764,7 +764,7 @@
     <w:r>
       <w:tab/>
       <w:tab/>
-      <w:t>2026-03-09</w:t>
+      <w:t>2026-03-10</w:t>
       <w:br/>
       <w:br/>
     </w:r>

--- a/klagomål/A 45421-2025 FSC-klagomål.docx
+++ b/klagomål/A 45421-2025 FSC-klagomål.docx
@@ -764,7 +764,7 @@
     <w:r>
       <w:tab/>
       <w:tab/>
-      <w:t>2026-03-10</w:t>
+      <w:t>2026-03-11</w:t>
       <w:br/>
       <w:br/>
     </w:r>

--- a/klagomål/A 45421-2025 FSC-klagomål.docx
+++ b/klagomål/A 45421-2025 FSC-klagomål.docx
@@ -764,7 +764,7 @@
     <w:r>
       <w:tab/>
       <w:tab/>
-      <w:t>2026-03-11</w:t>
+      <w:t>2026-03-12</w:t>
       <w:br/>
       <w:br/>
     </w:r>

--- a/klagomål/A 45421-2025 FSC-klagomål.docx
+++ b/klagomål/A 45421-2025 FSC-klagomål.docx
@@ -764,7 +764,7 @@
     <w:r>
       <w:tab/>
       <w:tab/>
-      <w:t>2026-03-12</w:t>
+      <w:t>2026-03-13</w:t>
       <w:br/>
       <w:br/>
     </w:r>

--- a/klagomål/A 45421-2025 FSC-klagomål.docx
+++ b/klagomål/A 45421-2025 FSC-klagomål.docx
@@ -764,7 +764,7 @@
     <w:r>
       <w:tab/>
       <w:tab/>
-      <w:t>2026-04-14</w:t>
+      <w:t>2026-04-15</w:t>
       <w:br/>
       <w:br/>
     </w:r>

--- a/klagomål/A 45421-2025 FSC-klagomål.docx
+++ b/klagomål/A 45421-2025 FSC-klagomål.docx
@@ -764,7 +764,7 @@
     <w:r>
       <w:tab/>
       <w:tab/>
-      <w:t>2026-04-15</w:t>
+      <w:t>2026-04-16</w:t>
       <w:br/>
       <w:br/>
     </w:r>

--- a/klagomål/A 45421-2025 FSC-klagomål.docx
+++ b/klagomål/A 45421-2025 FSC-klagomål.docx
@@ -764,7 +764,7 @@
     <w:r>
       <w:tab/>
       <w:tab/>
-      <w:t>2026-04-16</w:t>
+      <w:t>2026-04-17</w:t>
       <w:br/>
       <w:br/>
     </w:r>

--- a/klagomål/A 45421-2025 FSC-klagomål.docx
+++ b/klagomål/A 45421-2025 FSC-klagomål.docx
@@ -764,7 +764,7 @@
     <w:r>
       <w:tab/>
       <w:tab/>
-      <w:t>2026-04-17</w:t>
+      <w:t>2026-04-18</w:t>
       <w:br/>
       <w:br/>
     </w:r>

--- a/klagomål/A 45421-2025 FSC-klagomål.docx
+++ b/klagomål/A 45421-2025 FSC-klagomål.docx
@@ -764,7 +764,7 @@
     <w:r>
       <w:tab/>
       <w:tab/>
-      <w:t>2026-04-18</w:t>
+      <w:t>2026-04-19</w:t>
       <w:br/>
       <w:br/>
     </w:r>

--- a/klagomål/A 45421-2025 FSC-klagomål.docx
+++ b/klagomål/A 45421-2025 FSC-klagomål.docx
@@ -764,7 +764,7 @@
     <w:r>
       <w:tab/>
       <w:tab/>
-      <w:t>2026-04-19</w:t>
+      <w:t>2026-04-20</w:t>
       <w:br/>
       <w:br/>
     </w:r>

--- a/klagomål/A 45421-2025 FSC-klagomål.docx
+++ b/klagomål/A 45421-2025 FSC-klagomål.docx
@@ -764,7 +764,7 @@
     <w:r>
       <w:tab/>
       <w:tab/>
-      <w:t>2026-04-20</w:t>
+      <w:t>2026-04-21</w:t>
       <w:br/>
       <w:br/>
     </w:r>

--- a/klagomål/A 45421-2025 FSC-klagomål.docx
+++ b/klagomål/A 45421-2025 FSC-klagomål.docx
@@ -764,7 +764,7 @@
     <w:r>
       <w:tab/>
       <w:tab/>
-      <w:t>2026-04-21</w:t>
+      <w:t>2026-04-22</w:t>
       <w:br/>
       <w:br/>
     </w:r>

--- a/klagomål/A 45421-2025 FSC-klagomål.docx
+++ b/klagomål/A 45421-2025 FSC-klagomål.docx
@@ -764,7 +764,7 @@
     <w:r>
       <w:tab/>
       <w:tab/>
-      <w:t>2026-04-22</w:t>
+      <w:t>2026-04-23</w:t>
       <w:br/>
       <w:br/>
     </w:r>

--- a/klagomål/A 45421-2025 FSC-klagomål.docx
+++ b/klagomål/A 45421-2025 FSC-klagomål.docx
@@ -764,7 +764,7 @@
     <w:r>
       <w:tab/>
       <w:tab/>
-      <w:t>2026-04-23</w:t>
+      <w:t>2026-04-24</w:t>
       <w:br/>
       <w:br/>
     </w:r>

--- a/klagomål/A 45421-2025 FSC-klagomål.docx
+++ b/klagomål/A 45421-2025 FSC-klagomål.docx
@@ -764,7 +764,7 @@
     <w:r>
       <w:tab/>
       <w:tab/>
-      <w:t>2026-04-24</w:t>
+      <w:t>2026-04-25</w:t>
       <w:br/>
       <w:br/>
     </w:r>

--- a/klagomål/A 45421-2025 FSC-klagomål.docx
+++ b/klagomål/A 45421-2025 FSC-klagomål.docx
@@ -764,7 +764,7 @@
     <w:r>
       <w:tab/>
       <w:tab/>
-      <w:t>2026-04-25</w:t>
+      <w:t>2026-04-26</w:t>
       <w:br/>
       <w:br/>
     </w:r>

--- a/klagomål/A 45421-2025 FSC-klagomål.docx
+++ b/klagomål/A 45421-2025 FSC-klagomål.docx
@@ -764,7 +764,7 @@
     <w:r>
       <w:tab/>
       <w:tab/>
-      <w:t>2026-04-26</w:t>
+      <w:t>2026-04-27</w:t>
       <w:br/>
       <w:br/>
     </w:r>

--- a/klagomål/A 45421-2025 FSC-klagomål.docx
+++ b/klagomål/A 45421-2025 FSC-klagomål.docx
@@ -764,7 +764,7 @@
     <w:r>
       <w:tab/>
       <w:tab/>
-      <w:t>2026-04-27</w:t>
+      <w:t>2026-04-28</w:t>
       <w:br/>
       <w:br/>
     </w:r>

--- a/klagomål/A 45421-2025 FSC-klagomål.docx
+++ b/klagomål/A 45421-2025 FSC-klagomål.docx
@@ -764,7 +764,7 @@
     <w:r>
       <w:tab/>
       <w:tab/>
-      <w:t>2026-04-28</w:t>
+      <w:t>2026-04-29</w:t>
       <w:br/>
       <w:br/>
     </w:r>

--- a/klagomål/A 45421-2025 FSC-klagomål.docx
+++ b/klagomål/A 45421-2025 FSC-klagomål.docx
@@ -764,7 +764,7 @@
     <w:r>
       <w:tab/>
       <w:tab/>
-      <w:t>2026-04-29</w:t>
+      <w:t>2026-04-30</w:t>
       <w:br/>
       <w:br/>
     </w:r>

--- a/klagomål/A 45421-2025 FSC-klagomål.docx
+++ b/klagomål/A 45421-2025 FSC-klagomål.docx
@@ -764,7 +764,7 @@
     <w:r>
       <w:tab/>
       <w:tab/>
-      <w:t>2026-05-16</w:t>
+      <w:t>2026-05-17</w:t>
       <w:br/>
       <w:br/>
     </w:r>

--- a/klagomål/A 45421-2025 FSC-klagomål.docx
+++ b/klagomål/A 45421-2025 FSC-klagomål.docx
@@ -764,7 +764,7 @@
     <w:r>
       <w:tab/>
       <w:tab/>
-      <w:t>2026-05-17</w:t>
+      <w:t>2026-05-18</w:t>
       <w:br/>
       <w:br/>
     </w:r>

--- a/klagomål/A 45421-2025 FSC-klagomål.docx
+++ b/klagomål/A 45421-2025 FSC-klagomål.docx
@@ -764,7 +764,7 @@
     <w:r>
       <w:tab/>
       <w:tab/>
-      <w:t>2026-05-18</w:t>
+      <w:t>2026-05-19</w:t>
       <w:br/>
       <w:br/>
     </w:r>

--- a/klagomål/A 45421-2025 FSC-klagomål.docx
+++ b/klagomål/A 45421-2025 FSC-klagomål.docx
@@ -764,7 +764,7 @@
     <w:r>
       <w:tab/>
       <w:tab/>
-      <w:t>2026-05-19</w:t>
+      <w:t>2026-05-20</w:t>
       <w:br/>
       <w:br/>
     </w:r>

--- a/klagomål/A 45421-2025 FSC-klagomål.docx
+++ b/klagomål/A 45421-2025 FSC-klagomål.docx
@@ -764,7 +764,7 @@
     <w:r>
       <w:tab/>
       <w:tab/>
-      <w:t>2026-05-20</w:t>
+      <w:t>2026-05-21</w:t>
       <w:br/>
       <w:br/>
     </w:r>

--- a/klagomål/A 45421-2025 FSC-klagomål.docx
+++ b/klagomål/A 45421-2025 FSC-klagomål.docx
@@ -764,7 +764,7 @@
     <w:r>
       <w:tab/>
       <w:tab/>
-      <w:t>2026-05-21</w:t>
+      <w:t>2026-05-22</w:t>
       <w:br/>
       <w:br/>
     </w:r>

--- a/klagomål/A 45421-2025 FSC-klagomål.docx
+++ b/klagomål/A 45421-2025 FSC-klagomål.docx
@@ -764,7 +764,7 @@
     <w:r>
       <w:tab/>
       <w:tab/>
-      <w:t>2026-05-22</w:t>
+      <w:t>2026-05-23</w:t>
       <w:br/>
       <w:br/>
     </w:r>

--- a/klagomål/A 45421-2025 FSC-klagomål.docx
+++ b/klagomål/A 45421-2025 FSC-klagomål.docx
@@ -764,7 +764,7 @@
     <w:r>
       <w:tab/>
       <w:tab/>
-      <w:t>2026-05-23</w:t>
+      <w:t>2026-05-24</w:t>
       <w:br/>
       <w:br/>
     </w:r>

--- a/klagomål/A 45421-2025 FSC-klagomål.docx
+++ b/klagomål/A 45421-2025 FSC-klagomål.docx
@@ -764,7 +764,7 @@
     <w:r>
       <w:tab/>
       <w:tab/>
-      <w:t>2026-05-24</w:t>
+      <w:t>2026-05-25</w:t>
       <w:br/>
       <w:br/>
     </w:r>

--- a/klagomål/A 45421-2025 FSC-klagomål.docx
+++ b/klagomål/A 45421-2025 FSC-klagomål.docx
@@ -764,7 +764,7 @@
     <w:r>
       <w:tab/>
       <w:tab/>
-      <w:t>2026-05-25</w:t>
+      <w:t>2026-05-26</w:t>
       <w:br/>
       <w:br/>
     </w:r>

--- a/klagomål/A 45421-2025 FSC-klagomål.docx
+++ b/klagomål/A 45421-2025 FSC-klagomål.docx
@@ -764,7 +764,7 @@
     <w:r>
       <w:tab/>
       <w:tab/>
-      <w:t>2026-05-26</w:t>
+      <w:t>2026-05-27</w:t>
       <w:br/>
       <w:br/>
     </w:r>

--- a/klagomål/A 45421-2025 FSC-klagomål.docx
+++ b/klagomål/A 45421-2025 FSC-klagomål.docx
@@ -764,7 +764,7 @@
     <w:r>
       <w:tab/>
       <w:tab/>
-      <w:t>2026-05-27</w:t>
+      <w:t>2026-05-28</w:t>
       <w:br/>
       <w:br/>
     </w:r>

--- a/klagomål/A 45421-2025 FSC-klagomål.docx
+++ b/klagomål/A 45421-2025 FSC-klagomål.docx
@@ -764,7 +764,7 @@
     <w:r>
       <w:tab/>
       <w:tab/>
-      <w:t>2026-05-28</w:t>
+      <w:t>2026-05-29</w:t>
       <w:br/>
       <w:br/>
     </w:r>

--- a/klagomål/A 45421-2025 FSC-klagomål.docx
+++ b/klagomål/A 45421-2025 FSC-klagomål.docx
@@ -764,7 +764,7 @@
     <w:r>
       <w:tab/>
       <w:tab/>
-      <w:t>2026-05-29</w:t>
+      <w:t>2026-05-30</w:t>
       <w:br/>
       <w:br/>
     </w:r>

--- a/klagomål/A 45421-2025 FSC-klagomål.docx
+++ b/klagomål/A 45421-2025 FSC-klagomål.docx
@@ -764,7 +764,7 @@
     <w:r>
       <w:tab/>
       <w:tab/>
-      <w:t>2026-05-30</w:t>
+      <w:t>2026-05-31</w:t>
       <w:br/>
       <w:br/>
     </w:r>

--- a/klagomål/A 45421-2025 FSC-klagomål.docx
+++ b/klagomål/A 45421-2025 FSC-klagomål.docx
@@ -764,7 +764,7 @@
     <w:r>
       <w:tab/>
       <w:tab/>
-      <w:t>2026-05-31</w:t>
+      <w:t>2026-06-01</w:t>
       <w:br/>
       <w:br/>
     </w:r>

--- a/klagomål/A 45421-2025 FSC-klagomål.docx
+++ b/klagomål/A 45421-2025 FSC-klagomål.docx
@@ -764,7 +764,7 @@
     <w:r>
       <w:tab/>
       <w:tab/>
-      <w:t>2026-06-01</w:t>
+      <w:t>2026-06-02</w:t>
       <w:br/>
       <w:br/>
     </w:r>

--- a/klagomål/A 45421-2025 FSC-klagomål.docx
+++ b/klagomål/A 45421-2025 FSC-klagomål.docx
@@ -764,7 +764,7 @@
     <w:r>
       <w:tab/>
       <w:tab/>
-      <w:t>2026-06-02</w:t>
+      <w:t>2026-06-03</w:t>
       <w:br/>
       <w:br/>
     </w:r>

--- a/klagomål/A 45421-2025 FSC-klagomål.docx
+++ b/klagomål/A 45421-2025 FSC-klagomål.docx
@@ -764,7 +764,7 @@
     <w:r>
       <w:tab/>
       <w:tab/>
-      <w:t>2026-06-03</w:t>
+      <w:t>2026-06-04</w:t>
       <w:br/>
       <w:br/>
     </w:r>

--- a/klagomål/A 45421-2025 FSC-klagomål.docx
+++ b/klagomål/A 45421-2025 FSC-klagomål.docx
@@ -764,7 +764,7 @@
     <w:r>
       <w:tab/>
       <w:tab/>
-      <w:t>2026-06-04</w:t>
+      <w:t>2026-06-05</w:t>
       <w:br/>
       <w:br/>
     </w:r>

--- a/klagomål/A 45421-2025 FSC-klagomål.docx
+++ b/klagomål/A 45421-2025 FSC-klagomål.docx
@@ -764,7 +764,7 @@
     <w:r>
       <w:tab/>
       <w:tab/>
-      <w:t>2026-06-05</w:t>
+      <w:t>2026-06-06</w:t>
       <w:br/>
       <w:br/>
     </w:r>

--- a/klagomål/A 45421-2025 FSC-klagomål.docx
+++ b/klagomål/A 45421-2025 FSC-klagomål.docx
@@ -764,7 +764,7 @@
     <w:r>
       <w:tab/>
       <w:tab/>
-      <w:t>2026-06-06</w:t>
+      <w:t>2026-06-07</w:t>
       <w:br/>
       <w:br/>
     </w:r>

--- a/klagomål/A 45421-2025 FSC-klagomål.docx
+++ b/klagomål/A 45421-2025 FSC-klagomål.docx
@@ -764,7 +764,7 @@
     <w:r>
       <w:tab/>
       <w:tab/>
-      <w:t>2026-06-07</w:t>
+      <w:t>2026-06-08</w:t>
       <w:br/>
       <w:br/>
     </w:r>
